--- a/public/downloads/przykladowa-praca-magisterska-psychologia.docx
+++ b/public/downloads/przykladowa-praca-magisterska-psychologia.docx
@@ -112,7 +112,7 @@
         <w:t xml:space="preserve">To kompletny szkielet empirycznej pracy magisterskiej z psychologii (schemat korelacyjny) z przykładową treścią i komentarzami. Niebieskie adnotacje opisują funkcję każdej części — usuń je w swojej pracy. Treść, dane liczbowe i nazwiska są ilustracją: podstaw własny temat, narzędzia i wyniki. Sprawdź wytyczne swojej uczelni (styl cytowania, marginesy, strona tytułowa) — bywają różne. Pełne poradniki: praca-magisterska.pl/poradniki/</w:t>
       </w:r>
     </w:p>
-    <w:bookmarkStart w:id="20" w:name="streszczenie"/>
+    <w:bookmarkStart w:id="9" w:name="_streszczenie"/>
     <w:p>
       <w:pPr>
         <w:pStyle w:val="Heading1"/>
@@ -155,8 +155,8 @@
         <w:t xml:space="preserve">[Streszczenie: 150–250 słów, jeden akapit. Schemat: cel → metoda i próba → najważniejszy wynik → wniosek. Bez cytowań i tabel. Wiele uczelni wymaga też wersji angielskiej (Abstract) i 3–5 słów kluczowych.]</w:t>
       </w:r>
     </w:p>
-    <w:bookmarkEnd w:id="20"/>
-    <w:bookmarkStart w:id="21" w:name="spis-treści"/>
+    <w:bookmarkEnd w:id="9"/>
+    <w:bookmarkStart w:id="10" w:name="_68349d0c7d64ae346c98bcec9a8185b5790f4f0"/>
     <w:p>
       <w:pPr>
         <w:pStyle w:val="Heading1"/>
@@ -393,8 +393,8 @@
         <w:t xml:space="preserve">[Tytuły rozdziałów w spisie treści muszą brzmieć identycznie jak w tekście, co do słowa. Numery stron uzupełnij na końcu, po sformatowaniu całości. W edytorze najlepiej wygenerować spis automatycznie ze stylów nagłówków.]</w:t>
       </w:r>
     </w:p>
-    <w:bookmarkEnd w:id="21"/>
-    <w:bookmarkStart w:id="22" w:name="wstęp"/>
+    <w:bookmarkEnd w:id="10"/>
+    <w:bookmarkStart w:id="11" w:name="_wstęp"/>
     <w:p>
       <w:pPr>
         <w:pStyle w:val="Heading1"/>
@@ -413,10 +413,26 @@
     </w:p>
     <w:p>
       <w:pPr>
+        <w:pStyle w:val="FirstParagraph"/>
+      </w:pPr>
+      <w:r>
+        <w:t xml:space="preserve">Zawód nauczyciela należy do profesji o najwyższym poziomie obciążenia psychicznego. Według danych Systemu Informacji Oświatowej w polskich szkołach pracuje ponad pół miliona nauczycieli, a badania ostatniej dekady wskazują, że co trzeci z nich doświadcza nasilonych symptomów wyczerpania emocjonalnego. Problem dotyczy w szczególności nauczycieli edukacji wczesnoszkolnej, którzy łączą funkcje dydaktyczne z opiekuńczymi i pozostają w stałym, intensywnym kontakcie z uczniami oraz ich rodzicami.</w:t>
+      </w:r>
+    </w:p>
+    <w:p>
+      <w:pPr>
+        <w:pStyle w:val="Anno"/>
+      </w:pPr>
+      <w:r>
+        <w:t xml:space="preserve">[Akapit 2 — luka badawcza: powód podjęcia tematu, nie „bo temat jest ciekawy”.]</w:t>
+      </w:r>
+    </w:p>
+    <w:p>
+      <w:pPr>
         <w:pStyle w:val="BodyText"/>
       </w:pPr>
       <w:r>
-        <w:t xml:space="preserve">Zawód nauczyciela należy do profesji o najwyższym poziomie obciążenia psychicznego. Według danych Systemu Informacji Oświatowej w polskich szkołach pracuje ponad pół miliona nauczycieli, a badania ostatniej dekady wskazują, że co trzeci z nich doświadcza nasilonych symptomów wyczerpania emocjonalnego. Problem dotyczy w szczególności nauczycieli edukacji wczesnoszkolnej, którzy łączą funkcje dydaktyczne z opiekuńczymi i pozostają w stałym, intensywnym kontakcie z uczniami oraz ich rodzicami.</w:t>
+        <w:t xml:space="preserve">Dotychczasowe badania nad wypaleniem zawodowym nauczycieli koncentrowały się przede wszystkim na czynnikach organizacyjnych: przeciążeniu obowiązkami, niskim wynagrodzeniu, braku wsparcia dyrekcji. Mniej uwagi poświęcono zasobom osobistym, które mogą chronić przed rozwojem syndromu. Jednym z takich zasobów jest poczucie własnej skuteczności, rozumiane zgodnie z teorią społeczno-poznawczą Alberta Bandury jako przekonanie o zdolności do skutecznego działania. Polskie badania nad związkiem tych zmiennych w grupie nauczycieli edukacji wczesnoszkolnej pozostają nieliczne, co uzasadnia podjęcie tematu.</w:t>
       </w:r>
     </w:p>
     <w:p>
@@ -424,7 +440,7 @@
         <w:pStyle w:val="Anno"/>
       </w:pPr>
       <w:r>
-        <w:t xml:space="preserve">[Akapit 2 — luka badawcza: powód podjęcia tematu, nie „bo temat jest ciekawy”.]</w:t>
+        <w:t xml:space="preserve">[Akapit 3 — problem badawczy, pytania szczegółowe i cel pracy.]</w:t>
       </w:r>
     </w:p>
     <w:p>
@@ -432,7 +448,7 @@
         <w:pStyle w:val="BodyText"/>
       </w:pPr>
       <w:r>
-        <w:t xml:space="preserve">Dotychczasowe badania nad wypaleniem zawodowym nauczycieli koncentrowały się przede wszystkim na czynnikach organizacyjnych: przeciążeniu obowiązkami, niskim wynagrodzeniu, braku wsparcia dyrekcji. Mniej uwagi poświęcono zasobom osobistym, które mogą chronić przed rozwojem syndromu. Jednym z takich zasobów jest poczucie własnej skuteczności, rozumiane zgodnie z teorią społeczno-poznawczą Alberta Bandury jako przekonanie o zdolności do skutecznego działania. Polskie badania nad związkiem tych zmiennych w grupie nauczycieli edukacji wczesnoszkolnej pozostają nieliczne, co uzasadnia podjęcie tematu.</w:t>
+        <w:t xml:space="preserve">Głównym problemem badawczym jest pytanie: jaki związek zachodzi między poczuciem własnej skuteczności a poziomem wypalenia zawodowego nauczycieli edukacji wczesnoszkolnej? Z problemu głównego wyprowadzono cztery pytania szczegółowe dotyczące poziomu obu zmiennych, ich wzajemnego związku oraz roli stażu pracy. Celem pracy jest określenie siły i kierunku tego związku, a w warstwie praktycznej — sformułowanie zaleceń dla profilaktyki wypalenia w tej grupie zawodowej.</w:t>
       </w:r>
     </w:p>
     <w:p>
@@ -440,7 +456,7 @@
         <w:pStyle w:val="Anno"/>
       </w:pPr>
       <w:r>
-        <w:t xml:space="preserve">[Akapit 3 — problem badawczy, pytania szczegółowe i cel pracy.]</w:t>
+        <w:t xml:space="preserve">[Akapit 4 — zwięzła zapowiedź metody (szczegóły w rozdziale metodologicznym) oraz struktury pracy: po 1–2 zdania na rozdział.]</w:t>
       </w:r>
     </w:p>
     <w:p>
@@ -448,7 +464,17 @@
         <w:pStyle w:val="BodyText"/>
       </w:pPr>
       <w:r>
-        <w:t xml:space="preserve">Głównym problemem badawczym jest pytanie: jaki związek zachodzi między poczuciem własnej skuteczności a poziomem wypalenia zawodowego nauczycieli edukacji wczesnoszkolnej? Z problemu głównego wyprowadzono cztery pytania szczegółowe dotyczące poziomu obu zmiennych, ich wzajemnego związku oraz roli stażu pracy. Celem pracy jest określenie siły i kierunku tego związku, a w warstwie praktycznej — sformułowanie zaleceń dla profilaktyki wypalenia w tej grupie zawodowej.</w:t>
+        <w:t xml:space="preserve">Badania przeprowadzono w paradygmacie ilościowym metodą sondażu diagnostycznego, z użyciem dwóch standaryzowanych narzędzi. Praca składa się z czterech rozdziałów: dwóch teoretycznych (wypalenie zawodowe oraz poczucie własnej skuteczności), rozdziału metodologicznego i rozdziału z analizą wyników. Całość zamyka zakończenie zestawiające wnioski z hipotezami oraz wskazujące ograniczenia badania i kierunki dalszych poszukiwań.</w:t>
+      </w:r>
+    </w:p>
+    <w:bookmarkEnd w:id="11"/>
+    <w:bookmarkStart w:id="13" w:name="_6fdc364d5d8a5256307c305ce73416b18e90725"/>
+    <w:p>
+      <w:pPr>
+        <w:pStyle w:val="Heading1"/>
+      </w:pPr>
+      <w:r>
+        <w:t xml:space="preserve">Rozdział 1. Wypalenie zawodowe — ujęcie teoretyczne</w:t>
       </w:r>
     </w:p>
     <w:p>
@@ -456,36 +482,10 @@
         <w:pStyle w:val="Anno"/>
       </w:pPr>
       <w:r>
-        <w:t xml:space="preserve">[Akapit 4 — zwięzła zapowiedź metody (szczegóły w rozdziale metodologicznym) oraz struktury pracy: po 1–2 zdania na rozdział.]</w:t>
-      </w:r>
-    </w:p>
-    <w:p>
-      <w:pPr>
-        <w:pStyle w:val="BodyText"/>
-      </w:pPr>
-      <w:r>
-        <w:t xml:space="preserve">Badania przeprowadzono w paradygmacie ilościowym metodą sondażu diagnostycznego, z użyciem dwóch standaryzowanych narzędzi. Praca składa się z czterech rozdziałów: dwóch teoretycznych (wypalenie zawodowe oraz poczucie własnej skuteczności), rozdziału metodologicznego i rozdziału z analizą wyników. Całość zamyka zakończenie zestawiające wnioski z hipotezami oraz wskazujące ograniczenia badania i kierunki dalszych poszukiwań.</w:t>
-      </w:r>
-    </w:p>
-    <w:bookmarkEnd w:id="22"/>
-    <w:bookmarkStart w:id="24" w:name="X6fdc364d5d8a5256307c305ce73416b18e90725"/>
-    <w:p>
-      <w:pPr>
-        <w:pStyle w:val="Heading1"/>
-      </w:pPr>
-      <w:r>
-        <w:t xml:space="preserve">Rozdział 1. Wypalenie zawodowe — ujęcie teoretyczne</w:t>
-      </w:r>
-    </w:p>
-    <w:p>
-      <w:pPr>
-        <w:pStyle w:val="Anno"/>
-      </w:pPr>
-      <w:r>
         <w:t xml:space="preserve">[Część teoretyczna to uporządkowany przegląd literatury, nie zlepek skopiowanych akapitów. Każde twierdzenie ma przypis do źródła. Poniżej fragment ilustrujący sposób prowadzenia wywodu.]</w:t>
       </w:r>
     </w:p>
-    <w:bookmarkStart w:id="23" w:name="trójwymiarowy-model-christiny-maslach"/>
+    <w:bookmarkStart w:id="12" w:name="_3dca7214caf14ab60c0b8bb2149669a3379a92f"/>
     <w:p>
       <w:pPr>
         <w:pStyle w:val="Heading2"/>
@@ -555,9 +555,9 @@
         <w:t xml:space="preserve">[Zwróć uwagę na cytowania w stylu APA (autor, rok). Pojęcia kluczowe wytłuszcza się przy pierwszym wprowadzeniu. Definicje zawsze opieraj na źródle, najlepiej oryginalnym.]</w:t>
       </w:r>
     </w:p>
-    <w:bookmarkEnd w:id="23"/>
-    <w:bookmarkEnd w:id="24"/>
-    <w:bookmarkStart w:id="27" w:name="rozdział-3.-metodologia-badań-własnych"/>
+    <w:bookmarkEnd w:id="12"/>
+    <w:bookmarkEnd w:id="13"/>
+    <w:bookmarkStart w:id="16" w:name="_85a657eafb557b003c76f2caf64863401a7040b"/>
     <w:p>
       <w:pPr>
         <w:pStyle w:val="Heading1"/>
@@ -566,7 +566,7 @@
         <w:t xml:space="preserve">Rozdział 3. Metodologia badań własnych</w:t>
       </w:r>
     </w:p>
-    <w:bookmarkStart w:id="25" w:name="cel-problemy-i-hipotezy-badawcze"/>
+    <w:bookmarkStart w:id="14" w:name="_05f7e9ee3f7617a2ed44156080929db3b3a6344"/>
     <w:p>
       <w:pPr>
         <w:pStyle w:val="Heading2"/>
@@ -739,8 +739,8 @@
         <w:t xml:space="preserve">[W pracy empirycznej hipotezy są na miejscu (inaczej niż w studium przypadku, gdzie stawia się problemy badawcze). Każda hipoteza musi być weryfikowalna konkretnym testem statystycznym i musi „domknąć się” w rozdziale z wynikami.]</w:t>
       </w:r>
     </w:p>
-    <w:bookmarkEnd w:id="25"/>
-    <w:bookmarkStart w:id="26" w:name="narzędzia-próba-i-procedura"/>
+    <w:bookmarkEnd w:id="14"/>
+    <w:bookmarkStart w:id="15" w:name="_7bcf7f7f77e0c034dd9199bbed76a3644876a6e"/>
     <w:p>
       <w:pPr>
         <w:pStyle w:val="Heading2"/>
@@ -765,9 +765,9 @@
         <w:t xml:space="preserve">[Każde wymienione narzędzie musi później faktycznie pojawić się w wynikach. Podaj rzetelność skal (np. α Cronbacha), wielkość próby oszacuj a priori (analiza mocy), opisz sposób doboru i kwestie etyczne (zgoda, anonimowość).]</w:t>
       </w:r>
     </w:p>
-    <w:bookmarkEnd w:id="26"/>
-    <w:bookmarkEnd w:id="27"/>
-    <w:bookmarkStart w:id="30" w:name="Xbdb506eaf8564caa98497a2b320c9a22299c3f7"/>
+    <w:bookmarkEnd w:id="15"/>
+    <w:bookmarkEnd w:id="16"/>
+    <w:bookmarkStart w:id="19" w:name="_bdb506eaf8564caa98497a2b320c9a22299c3f7"/>
     <w:p>
       <w:pPr>
         <w:pStyle w:val="Heading1"/>
@@ -776,7 +776,7 @@
         <w:t xml:space="preserve">Rozdział 4. Analiza wyników badań własnych</w:t>
       </w:r>
     </w:p>
-    <w:bookmarkStart w:id="28" w:name="weryfikacja-hipotez"/>
+    <w:bookmarkStart w:id="17" w:name="_c0e27ae242b936936851ea0c2040830371a428a"/>
     <w:p>
       <w:pPr>
         <w:pStyle w:val="Heading2"/>
@@ -972,8 +972,8 @@
         <w:t xml:space="preserve">[Wyniki prezentuj w tabelach i na rysunkach, opatrzonych numerem i tytułem (tytuł tabeli nad nią, podpis rysunku pod nim). W tekście opisuj tabelę, nie powtarzaj wszystkich liczb. Interpretację zostaw do podrozdziału z dyskusją.]</w:t>
       </w:r>
     </w:p>
-    <w:bookmarkEnd w:id="28"/>
-    <w:bookmarkStart w:id="29" w:name="dyskusja-wyników"/>
+    <w:bookmarkEnd w:id="17"/>
+    <w:bookmarkStart w:id="18" w:name="_4ae4182b3bf5cb847915d114b7f5157a80968d9"/>
     <w:p>
       <w:pPr>
         <w:pStyle w:val="Heading2"/>
@@ -998,9 +998,9 @@
         <w:t xml:space="preserve">[Dyskusja zestawia własne wyniki z literaturą z rozdziałów teoretycznych: co się potwierdziło, co odbiega od wcześniejszych badań i dlaczego. Tu nie wprowadza się nowych danych.]</w:t>
       </w:r>
     </w:p>
-    <w:bookmarkEnd w:id="29"/>
-    <w:bookmarkEnd w:id="30"/>
-    <w:bookmarkStart w:id="31" w:name="zakończenie-i-wnioski"/>
+    <w:bookmarkEnd w:id="18"/>
+    <w:bookmarkEnd w:id="19"/>
+    <w:bookmarkStart w:id="20" w:name="_2cde63905f04eab6f251405e3fc866719b148c1"/>
     <w:p>
       <w:pPr>
         <w:pStyle w:val="Heading1"/>
@@ -1053,8 +1053,8 @@
         <w:t xml:space="preserve">[Liczba wniosków odpowiada liczbie problemów badawczych. Wnioski wprost odpowiadają na postawione pytania i nie wprowadzają wątków spoza pracy. Tu też wskazuje się ograniczenia badania i kierunki dalszych badań.]</w:t>
       </w:r>
     </w:p>
-    <w:bookmarkEnd w:id="31"/>
-    <w:bookmarkStart w:id="32" w:name="bibliografia"/>
+    <w:bookmarkEnd w:id="20"/>
+    <w:bookmarkStart w:id="21" w:name="_bibliografia"/>
     <w:p>
       <w:pPr>
         <w:pStyle w:val="Heading1"/>
@@ -1073,7 +1073,7 @@
     </w:p>
     <w:p>
       <w:pPr>
-        <w:pStyle w:val="BodyText"/>
+        <w:pStyle w:val="FirstParagraph"/>
       </w:pPr>
       <w:r>
         <w:t xml:space="preserve">Bandura, A. (1997).</w:t>
@@ -1155,8 +1155,8 @@
         <w:t xml:space="preserve">. Wydawnictwo Naukowe PWN.</w:t>
       </w:r>
     </w:p>
-    <w:bookmarkEnd w:id="32"/>
-    <w:bookmarkStart w:id="36" w:name="aneks"/>
+    <w:bookmarkEnd w:id="21"/>
+    <w:bookmarkStart w:id="29" w:name="_aneks"/>
     <w:p>
       <w:pPr>
         <w:pStyle w:val="Heading1"/>
@@ -1175,7 +1175,7 @@
     </w:p>
     <w:p>
       <w:pPr>
-        <w:pStyle w:val="BodyText"/>
+        <w:pStyle w:val="FirstParagraph"/>
       </w:pPr>
       <w:r>
         <w:rPr>
@@ -1238,7 +1238,7 @@
           <w:b/>
           <w:bCs/>
         </w:rPr>
-        <w:t xml:space="preserve">Smart-Edu.ai — pierwsza wersja pracy w kilka godzin, nie w kilka miesięcy</w:t>
+        <w:t xml:space="preserve">Ten wzór to szkielet. Tak wygląda praca napisana w całości.</w:t>
       </w:r>
     </w:p>
     <w:p>
@@ -1246,21 +1246,96 @@
         <w:pStyle w:val="Note"/>
       </w:pPr>
       <w:r>
-        <w:t xml:space="preserve">Podajesz temat, kierunek studiów i wytyczne promotora, a sztuczna inteligencja generuje unikalny, gotowy do edycji tekst: z poprawną strukturą rozdziałów, przypisami i bibliografią. Rejestracja jest darmowa, płacisz wyłącznie za wygenerowany tekst.</w:t>
+        <w:t xml:space="preserve">Kompletne prace magisterskie na konkretnych tematach, z przypisami wskazującymi numer strony w źródle i pełną bibliografią. 59 zł za pracę, PDF + Word, pobierasz od razu po płatności:</w:t>
+      </w:r>
+    </w:p>
+    <w:p>
+      <w:pPr>
+        <w:pStyle w:val="Compact"/>
+        <w:numPr>
+          <w:ilvl w:val="0"/>
+          <w:numId w:val="1004"/>
+        </w:numPr>
+      </w:pPr>
+      <w:hyperlink r:id="rId22">
+        <w:r>
+          <w:rPr>
+            <w:rStyle w:val="Hyperlink"/>
+          </w:rPr>
+          <w:t xml:space="preserve">Nadmierne korzystanie z Instagrama a obraz ciała i objawy zaburzeń odżywiania u dziewcząt w wieku 14–18 lat</w:t>
+        </w:r>
+      </w:hyperlink>
+      <w:r>
+        <w:t xml:space="preserve"> </w:t>
+      </w:r>
+      <w:r>
+        <w:t xml:space="preserve">— 70 stron, 218 przypisów</w:t>
+      </w:r>
+    </w:p>
+    <w:p>
+      <w:pPr>
+        <w:pStyle w:val="Compact"/>
+        <w:numPr>
+          <w:ilvl w:val="0"/>
+          <w:numId w:val="1004"/>
+        </w:numPr>
+      </w:pPr>
+      <w:hyperlink r:id="rId23">
+        <w:r>
+          <w:rPr>
+            <w:rStyle w:val="Hyperlink"/>
+          </w:rPr>
+          <w:t xml:space="preserve">Prokrastynacja akademicka studentów kierunków medycznych a lęk przed oceną i perfekcjonizm</w:t>
+        </w:r>
+      </w:hyperlink>
+      <w:r>
+        <w:t xml:space="preserve"> </w:t>
+      </w:r>
+      <w:r>
+        <w:t xml:space="preserve">— 69 stron, 209 przypisów</w:t>
+      </w:r>
+    </w:p>
+    <w:p>
+      <w:pPr>
+        <w:pStyle w:val="Compact"/>
+        <w:numPr>
+          <w:ilvl w:val="0"/>
+          <w:numId w:val="1004"/>
+        </w:numPr>
+      </w:pPr>
+      <w:hyperlink r:id="rId24">
+        <w:r>
+          <w:rPr>
+            <w:rStyle w:val="Hyperlink"/>
+          </w:rPr>
+          <w:t xml:space="preserve">Stres zawodowy i strategie radzenia sobie u funkcjonariuszy Państwowej Straży Pożarnej</w:t>
+        </w:r>
+      </w:hyperlink>
+      <w:r>
+        <w:t xml:space="preserve"> </w:t>
+      </w:r>
+      <w:r>
+        <w:t xml:space="preserve">— 70 stron, 179 przypisów</w:t>
       </w:r>
     </w:p>
     <w:p>
       <w:pPr>
         <w:pStyle w:val="Note"/>
       </w:pPr>
-      <w:hyperlink r:id="rId33">
+      <w:r>
+        <w:t xml:space="preserve">Wszystkie prace z tego kierunku (5):</w:t>
+      </w:r>
+      <w:r>
+        <w:t xml:space="preserve"> </w:t>
+      </w:r>
+      <w:hyperlink r:id="rId25">
         <w:r>
           <w:rPr>
             <w:rStyle w:val="Hyperlink"/>
             <w:b/>
             <w:bCs/>
           </w:rPr>
-          <w:t xml:space="preserve">www.smart-edu.ai/pl/masters-thesis</w:t>
+          <w:t xml:space="preserve">praca-magisterska.pl/prace/psychologia/</w:t>
         </w:r>
       </w:hyperlink>
     </w:p>
@@ -1269,35 +1344,52 @@
         <w:pStyle w:val="BodyText"/>
       </w:pPr>
       <w:r>
-        <w:t xml:space="preserve">Wolisz napisać pracę w pełni samodzielnie? Pomoże Ci ebook</w:t>
-      </w:r>
-      <w:r>
-        <w:t xml:space="preserve"> </w:t>
-      </w:r>
-      <w:r>
-        <w:rPr>
-          <w:b/>
-          <w:bCs/>
-        </w:rPr>
-        <w:t xml:space="preserve">„Jak napisać pracę magisterską. Kompletny przewodnik od A do Z”</w:t>
-      </w:r>
-      <w:r>
-        <w:t xml:space="preserve"> </w:t>
-      </w:r>
-      <w:r>
-        <w:t xml:space="preserve">— 250 stron praktycznych wskazówek, szablonów i checklist, z rozdziałem o etycznym korzystaniu z AI:</w:t>
-      </w:r>
-      <w:r>
-        <w:t xml:space="preserve"> </w:t>
-      </w:r>
-      <w:hyperlink r:id="rId34">
+        <w:t xml:space="preserve">Wolisz napisać pracę samodzielnie? Przewodnik</w:t>
+      </w:r>
+      <w:r>
+        <w:t xml:space="preserve"> </w:t>
+      </w:r>
+      <w:hyperlink r:id="rId26">
+        <w:r>
+          <w:rPr>
+            <w:rStyle w:val="Hyperlink"/>
+            <w:b/>
+            <w:bCs/>
+          </w:rPr>
+          <w:t xml:space="preserve">„Jak napisać pracę magisterską z psychologii”</w:t>
+        </w:r>
+      </w:hyperlink>
+      <w:r>
+        <w:t xml:space="preserve"> </w:t>
+      </w:r>
+      <w:r>
+        <w:t xml:space="preserve">prowadzi przez dobór metody, narzędzia, analizę wyników i pisanie kolejnych rozdziałów (49 zł).</w:t>
+      </w:r>
+    </w:p>
+    <w:p>
+      <w:pPr>
+        <w:pStyle w:val="BodyText"/>
+      </w:pPr>
+      <w:r>
+        <w:t xml:space="preserve">Generator</w:t>
+      </w:r>
+      <w:r>
+        <w:t xml:space="preserve"> </w:t>
+      </w:r>
+      <w:hyperlink r:id="rId27">
         <w:r>
           <w:rPr>
             <w:rStyle w:val="Hyperlink"/>
           </w:rPr>
-          <w:t xml:space="preserve">www.praca-magisterska.pl/sklep/praca-magisterska-ebook/</w:t>
+          <w:t xml:space="preserve">Smart-Edu.ai</w:t>
         </w:r>
       </w:hyperlink>
+      <w:r>
+        <w:t xml:space="preserve"> </w:t>
+      </w:r>
+      <w:r>
+        <w:t xml:space="preserve">przygotuje pierwszą wersję tekstu z pomocą sztucznej inteligencji, jeśli wolisz zacząć od szkicu.</w:t>
+      </w:r>
     </w:p>
     <w:p>
       <w:pPr>
@@ -1313,7 +1405,7 @@
       <w:r>
         <w:t xml:space="preserve"> </w:t>
       </w:r>
-      <w:hyperlink r:id="rId35">
+      <w:hyperlink r:id="rId28">
         <w:r>
           <w:rPr>
             <w:rStyle w:val="Hyperlink"/>
@@ -1324,7 +1416,7 @@
         </w:r>
       </w:hyperlink>
     </w:p>
-    <w:bookmarkEnd w:id="36"/>
+    <w:bookmarkEnd w:id="29"/>
     <w:sectPr/>
   </w:body>
 </w:document>
@@ -1684,6 +1776,9 @@
     <w:lvlOverride w:ilvl="8">
       <w:startOverride w:val="1"/>
     </w:lvlOverride>
+  </w:num>
+  <w:num w:numId="1004">
+    <w:abstractNumId w:val="991"/>
   </w:num>
 </w:numbering>
 </file>
